--- a/文案/第二版/第二节：被迫接受的现实.docx
+++ b/文案/第二版/第二节：被迫接受的现实.docx
@@ -192,26 +192,6 @@
       <w:pPr>
         <w:ind w:firstLine="480" w:firstLineChars="200"/>
         <w:rPr>
-          <w:rFonts w:hint="eastAsia"/>
-          <w:sz w:val="24"/>
-          <w:szCs w:val="24"/>
-          <w:lang w:val="en-US" w:eastAsia="zh-CN"/>
-        </w:rPr>
-      </w:pPr>
-      <w:r>
-        <w:rPr>
-          <w:rFonts w:hint="eastAsia"/>
-          <w:sz w:val="24"/>
-          <w:szCs w:val="24"/>
-          <w:lang w:val="en-US" w:eastAsia="zh-CN"/>
-        </w:rPr>
-        <w:t>一天的夜晚，B枕着脑袋，躺在草地上，望着天空的星星，“那么，我这是来到了另一个世界吗？”，这语气，听起来像是刘光。他深深叹了口气，“为什么我会来到这么个地方，我是挖了什么不该挖的东西吗？我也只是想弄点钱补贴家用，我也没做什么伤天害理的事吧。那个旋转的大阵，听上去和这个世界的奇门阵很像，既然那是把我送过来的，也许未来我可以利用它回去。那么话又说回来，我是怎么在这个人身体里的，那这个人去了哪里。”</w:t>
-      </w:r>
-    </w:p>
-    <w:p>
-      <w:pPr>
-        <w:ind w:firstLine="480" w:firstLineChars="200"/>
-        <w:rPr>
           <w:rFonts w:hint="default"/>
           <w:sz w:val="24"/>
           <w:szCs w:val="24"/>
@@ -225,7 +205,7 @@
           <w:szCs w:val="24"/>
           <w:lang w:val="en-US" w:eastAsia="zh-CN"/>
         </w:rPr>
-        <w:t>刘光换了个姿势继续躺在地上，“全是谜团，不过首先要做的事，除了照顾B的父母，应该就是想办法加入道教了吧，不然没机会接触奇门阵，大概率会被分进外门吧。</w:t>
+        <w:t>刘光躺在星夜下，静静地回想着自己在这个世界的记忆，他叹了口气，“也不知道我的家人还好吗，来到这里已经一个多月了，每天放牛赶羊也算快活，但是，天晓得，我为什么会来这里？好多疑问啊，不过这里的老两口对我倒是宠爱，不像原来，一个人看着瘫在床上的二老，还有老婆孩子要伺候，每天都只能为了生计奔波，这种温馨的亲情，倒是从来没享受过呢...</w:t>
       </w:r>
       <w:r>
         <w:rPr>
@@ -236,85 +216,14 @@
         </w:rPr>
         <w:t>”</w:t>
       </w:r>
-    </w:p>
-    <w:p>
-      <w:pPr>
-        <w:ind w:firstLine="480" w:firstLineChars="200"/>
-        <w:rPr>
-          <w:rFonts w:hint="eastAsia"/>
-          <w:sz w:val="24"/>
-          <w:szCs w:val="24"/>
-          <w:lang w:val="en-US" w:eastAsia="zh-CN"/>
-        </w:rPr>
-      </w:pPr>
-      <w:r>
-        <w:rPr>
-          <w:rFonts w:hint="eastAsia"/>
-          <w:sz w:val="24"/>
-          <w:szCs w:val="24"/>
-          <w:lang w:val="en-US" w:eastAsia="zh-CN"/>
-        </w:rPr>
-        <w:t>想着想着，刘光就这样睡去了，然而他睡去了，世界却没有睡去，他以为自己还需要不远万里前去加入道教，殊不知道教里早已有了他的刻印......</w:t>
-      </w:r>
-    </w:p>
-    <w:p>
-      <w:pPr>
-        <w:ind w:firstLine="480" w:firstLineChars="200"/>
-        <w:rPr>
-          <w:rFonts w:hint="eastAsia"/>
-          <w:sz w:val="24"/>
-          <w:szCs w:val="24"/>
-          <w:lang w:val="en-US" w:eastAsia="zh-CN"/>
-        </w:rPr>
-      </w:pPr>
-      <w:r>
-        <w:rPr>
-          <w:rFonts w:hint="eastAsia"/>
-          <w:sz w:val="24"/>
-          <w:szCs w:val="24"/>
-          <w:lang w:val="en-US" w:eastAsia="zh-CN"/>
-        </w:rPr>
-        <w:t>奇门殿内，一直处于停滞状态的奇门阵，突然在无人操纵的情况下运转了起来，周边还似乎有谁的呢喃，忽远忽近，细细听去，竟和B的声音有些相像，“大道五十，天衍四九，遁去其一，化之为变。通并古今，坠魔起道，化骨铸奇，循环衍生。”</w:t>
-      </w:r>
-    </w:p>
-    <w:p>
-      <w:pPr>
-        <w:ind w:firstLine="480" w:firstLineChars="200"/>
-        <w:rPr>
-          <w:rFonts w:hint="default"/>
-          <w:sz w:val="24"/>
-          <w:szCs w:val="24"/>
-          <w:lang w:val="en-US" w:eastAsia="zh-CN"/>
-        </w:rPr>
-      </w:pPr>
-      <w:r>
-        <w:rPr>
-          <w:rFonts w:hint="eastAsia"/>
-          <w:sz w:val="24"/>
-          <w:szCs w:val="24"/>
-          <w:lang w:val="en-US" w:eastAsia="zh-CN"/>
-        </w:rPr>
-        <w:t>只闻其声，不见其人，奇门阵却在这声音带动下不断变化，最终凝成一股法力，投射向天空，直奔刘光飞去。最终留在他的背上，形成一道印文，最终消失在他体内，镌刻到了他的灵魂深处。刘光却只是感到有些瘙痒，翻了翻身，今夜似乎于他而言无事发生。</w:t>
-      </w:r>
-    </w:p>
-    <w:p>
-      <w:pPr>
-        <w:ind w:firstLine="480" w:firstLineChars="200"/>
-        <w:rPr>
-          <w:rFonts w:hint="default"/>
-          <w:sz w:val="24"/>
-          <w:szCs w:val="24"/>
-          <w:lang w:val="en-US" w:eastAsia="zh-CN"/>
-        </w:rPr>
-      </w:pPr>
-      <w:r>
-        <w:rPr>
-          <w:rFonts w:hint="eastAsia"/>
-          <w:sz w:val="24"/>
-          <w:szCs w:val="24"/>
-          <w:lang w:val="en-US" w:eastAsia="zh-CN"/>
-        </w:rPr>
-        <w:t>自此，世人只知一道流星自道教殿内飞出，有人散布恐慌，说那是天煞星，道教没能镇压住，让他给跑了：有人传播希望，说那是天纵奇才诞生，道教自此又要迎来一次新的巅峰，众说纷纭，然而实际上，那只是一道信标，是B为这个世界点燃的希望，也是刘光的希望。</w:t>
+      <w:r>
+        <w:rPr>
+          <w:rFonts w:hint="eastAsia"/>
+          <w:sz w:val="24"/>
+          <w:szCs w:val="24"/>
+          <w:lang w:val="en-US" w:eastAsia="zh-CN"/>
+        </w:rPr>
+        <w:t>，一边想着，刘光枕着胳膊，沉沉地睡了过去，丝毫没有意识到，这将是他在这个世界上的最后一个安稳觉。</w:t>
       </w:r>
       <w:bookmarkStart w:id="0" w:name="_GoBack"/>
       <w:bookmarkEnd w:id="0"/>
